--- a/docs/charte-graphique.docx
+++ b/docs/charte-graphique.docx
@@ -15,7 +15,7 @@
           <w:color w:val="0B8793"/>
           <w:sz w:val="28"/>
         </w:rPr>
-        <w:t>CERTIHUB</w:t>
+        <w:t>ClassBox</w:t>
       </w:r>
     </w:p>
     <w:tbl>
@@ -57,16 +57,7 @@
                 <w:color w:val="03111F"/>
                 <w:sz w:val="72"/>
               </w:rPr>
-              <w:t>CH</w:t>
-            </w:r>
-            <w:r>
-              <w:rPr>
-                <w:rFonts w:ascii="Space Grotesk" w:hAnsi="Space Grotesk"/>
-                <w:b/>
-                <w:color w:val="03111F"/>
-                <w:sz w:val="72"/>
-              </w:rPr>
-              <w:t>ARTE GRAPHIQUE</w:t>
+              <w:t>CHARTE GRAPHIQUE</w:t>
             </w:r>
           </w:p>
         </w:tc>
@@ -84,7 +75,12 @@
         </w:rPr>
       </w:pPr>
       <w:r>
-        <w:rPr/>
+        <w:rPr>
+          <w:rFonts w:ascii="Space Grotesk" w:hAnsi="Space Grotesk"/>
+          <w:b/>
+          <w:color w:val="123047"/>
+          <w:sz w:val="54"/>
+        </w:rPr>
       </w:r>
     </w:p>
     <w:p>
@@ -295,14 +291,7 @@
           <w:color w:val="4F6475"/>
           <w:sz w:val="20"/>
         </w:rPr>
-        <w:t>Simple à comprendre, rapide à parcouri</w:t>
-      </w:r>
-      <w:r>
-        <w:rPr>
-          <w:color w:val="4F6475"/>
-          <w:sz w:val="20"/>
-        </w:rPr>
-        <w:t>r</w:t>
+        <w:t>Simple à comprendre, rapide à parcourir</w:t>
       </w:r>
     </w:p>
     <w:p>
@@ -336,14 +325,7 @@
           <w:color w:val="4F6475"/>
           <w:sz w:val="20"/>
         </w:rPr>
-        <w:t>U</w:t>
-      </w:r>
-      <w:r>
-        <w:rPr>
-          <w:color w:val="4F6475"/>
-          <w:sz w:val="20"/>
-        </w:rPr>
-        <w:t>n message principal par zone</w:t>
+        <w:t>Un message principal par zone</w:t>
       </w:r>
     </w:p>
     <w:p>
@@ -400,21 +382,7 @@
           <w:color w:val="4F6475"/>
           <w:sz w:val="20"/>
         </w:rPr>
-        <w:t xml:space="preserve">Les couleurs </w:t>
-      </w:r>
-      <w:r>
-        <w:rPr>
-          <w:color w:val="4F6475"/>
-          <w:sz w:val="20"/>
-        </w:rPr>
-        <w:t>vivent</w:t>
-      </w:r>
-      <w:r>
-        <w:rPr>
-          <w:color w:val="4F6475"/>
-          <w:sz w:val="20"/>
-        </w:rPr>
-        <w:t xml:space="preserve"> servent uniquement à signaler une information importante</w:t>
+        <w:t>Les couleurs vivent servent uniquement à signaler une information importante</w:t>
       </w:r>
     </w:p>
     <w:p>
@@ -550,21 +518,7 @@
           <w:color w:val="4F6475"/>
           <w:sz w:val="21"/>
         </w:rPr>
-        <w:t xml:space="preserve">La palette repose sur un fond bleu marine et des </w:t>
-      </w:r>
-      <w:r>
-        <w:rPr>
-          <w:color w:val="4F6475"/>
-          <w:sz w:val="21"/>
-        </w:rPr>
-        <w:t>variantes</w:t>
-      </w:r>
-      <w:r>
-        <w:rPr>
-          <w:color w:val="4F6475"/>
-          <w:sz w:val="21"/>
-        </w:rPr>
-        <w:t xml:space="preserve"> bleu/vert. Les pastilles orange et rouge sont réservées aux états de difficulté.</w:t>
+        <w:t>La palette repose sur un fond bleu marine et des variantes bleu/vert. Les pastilles orange et rouge sont réservées aux états de difficulté.</w:t>
       </w:r>
     </w:p>
     <w:tbl>
@@ -2094,7 +2048,12 @@
         </w:rPr>
       </w:pPr>
       <w:r>
-        <w:rPr/>
+        <w:rPr>
+          <w:rFonts w:ascii="Space Grotesk" w:hAnsi="Space Grotesk"/>
+          <w:b/>
+          <w:color w:val="0B8793"/>
+          <w:sz w:val="22"/>
+        </w:rPr>
       </w:r>
     </w:p>
     <w:sectPr>
@@ -2139,7 +2098,10 @@
       </w:rPr>
     </w:pPr>
     <w:r>
-      <w:rPr/>
+      <w:rPr>
+        <w:color w:val="93ABC0"/>
+        <w:sz w:val="16"/>
+      </w:rPr>
     </w:r>
   </w:p>
 </w:ftr>
@@ -2157,7 +2119,10 @@
       </w:rPr>
     </w:pPr>
     <w:r>
-      <w:rPr/>
+      <w:rPr>
+        <w:color w:val="93ABC0"/>
+        <w:sz w:val="16"/>
+      </w:rPr>
     </w:r>
   </w:p>
 </w:ftr>
@@ -2192,6 +2157,7 @@
         </w:tabs>
         <w:ind w:start="1080" w:hanging="360"/>
       </w:pPr>
+      <w:rPr/>
     </w:lvl>
     <w:lvl w:ilvl="2">
       <w:start w:val="1"/>
@@ -2204,6 +2170,7 @@
         </w:tabs>
         <w:ind w:start="1440" w:hanging="360"/>
       </w:pPr>
+      <w:rPr/>
     </w:lvl>
     <w:lvl w:ilvl="3">
       <w:start w:val="1"/>
@@ -2216,6 +2183,7 @@
         </w:tabs>
         <w:ind w:start="1800" w:hanging="360"/>
       </w:pPr>
+      <w:rPr/>
     </w:lvl>
     <w:lvl w:ilvl="4">
       <w:start w:val="1"/>
@@ -2228,6 +2196,7 @@
         </w:tabs>
         <w:ind w:start="2160" w:hanging="360"/>
       </w:pPr>
+      <w:rPr/>
     </w:lvl>
     <w:lvl w:ilvl="5">
       <w:start w:val="1"/>
@@ -2240,6 +2209,7 @@
         </w:tabs>
         <w:ind w:start="2520" w:hanging="360"/>
       </w:pPr>
+      <w:rPr/>
     </w:lvl>
     <w:lvl w:ilvl="6">
       <w:start w:val="1"/>
@@ -2252,6 +2222,7 @@
         </w:tabs>
         <w:ind w:start="2880" w:hanging="360"/>
       </w:pPr>
+      <w:rPr/>
     </w:lvl>
     <w:lvl w:ilvl="7">
       <w:start w:val="1"/>
@@ -2264,6 +2235,7 @@
         </w:tabs>
         <w:ind w:start="3240" w:hanging="360"/>
       </w:pPr>
+      <w:rPr/>
     </w:lvl>
     <w:lvl w:ilvl="8">
       <w:start w:val="1"/>
@@ -2276,6 +2248,7 @@
         </w:tabs>
         <w:ind w:start="3600" w:hanging="360"/>
       </w:pPr>
+      <w:rPr/>
     </w:lvl>
   </w:abstractNum>
   <w:abstractNum w:abstractNumId="2">
@@ -2305,6 +2278,7 @@
         </w:tabs>
         <w:ind w:start="1080" w:hanging="360"/>
       </w:pPr>
+      <w:rPr/>
     </w:lvl>
     <w:lvl w:ilvl="2">
       <w:start w:val="1"/>
@@ -2317,6 +2291,7 @@
         </w:tabs>
         <w:ind w:start="1440" w:hanging="360"/>
       </w:pPr>
+      <w:rPr/>
     </w:lvl>
     <w:lvl w:ilvl="3">
       <w:start w:val="1"/>
@@ -2329,6 +2304,7 @@
         </w:tabs>
         <w:ind w:start="1800" w:hanging="360"/>
       </w:pPr>
+      <w:rPr/>
     </w:lvl>
     <w:lvl w:ilvl="4">
       <w:start w:val="1"/>
@@ -2341,6 +2317,7 @@
         </w:tabs>
         <w:ind w:start="2160" w:hanging="360"/>
       </w:pPr>
+      <w:rPr/>
     </w:lvl>
     <w:lvl w:ilvl="5">
       <w:start w:val="1"/>
@@ -2353,6 +2330,7 @@
         </w:tabs>
         <w:ind w:start="2520" w:hanging="360"/>
       </w:pPr>
+      <w:rPr/>
     </w:lvl>
     <w:lvl w:ilvl="6">
       <w:start w:val="1"/>
@@ -2365,6 +2343,7 @@
         </w:tabs>
         <w:ind w:start="2880" w:hanging="360"/>
       </w:pPr>
+      <w:rPr/>
     </w:lvl>
     <w:lvl w:ilvl="7">
       <w:start w:val="1"/>
@@ -2377,6 +2356,7 @@
         </w:tabs>
         <w:ind w:start="3240" w:hanging="360"/>
       </w:pPr>
+      <w:rPr/>
     </w:lvl>
     <w:lvl w:ilvl="8">
       <w:start w:val="1"/>
@@ -2389,6 +2369,7 @@
         </w:tabs>
         <w:ind w:start="3600" w:hanging="360"/>
       </w:pPr>
+      <w:rPr/>
     </w:lvl>
   </w:abstractNum>
   <w:abstractNum w:abstractNumId="3">
@@ -2418,6 +2399,7 @@
         </w:tabs>
         <w:ind w:start="1080" w:hanging="360"/>
       </w:pPr>
+      <w:rPr/>
     </w:lvl>
     <w:lvl w:ilvl="2">
       <w:start w:val="1"/>
@@ -2430,6 +2412,7 @@
         </w:tabs>
         <w:ind w:start="1440" w:hanging="360"/>
       </w:pPr>
+      <w:rPr/>
     </w:lvl>
     <w:lvl w:ilvl="3">
       <w:start w:val="1"/>
@@ -2442,6 +2425,7 @@
         </w:tabs>
         <w:ind w:start="1800" w:hanging="360"/>
       </w:pPr>
+      <w:rPr/>
     </w:lvl>
     <w:lvl w:ilvl="4">
       <w:start w:val="1"/>
@@ -2454,6 +2438,7 @@
         </w:tabs>
         <w:ind w:start="2160" w:hanging="360"/>
       </w:pPr>
+      <w:rPr/>
     </w:lvl>
     <w:lvl w:ilvl="5">
       <w:start w:val="1"/>
@@ -2466,6 +2451,7 @@
         </w:tabs>
         <w:ind w:start="2520" w:hanging="360"/>
       </w:pPr>
+      <w:rPr/>
     </w:lvl>
     <w:lvl w:ilvl="6">
       <w:start w:val="1"/>
@@ -2478,6 +2464,7 @@
         </w:tabs>
         <w:ind w:start="2880" w:hanging="360"/>
       </w:pPr>
+      <w:rPr/>
     </w:lvl>
     <w:lvl w:ilvl="7">
       <w:start w:val="1"/>
@@ -2490,6 +2477,7 @@
         </w:tabs>
         <w:ind w:start="3240" w:hanging="360"/>
       </w:pPr>
+      <w:rPr/>
     </w:lvl>
     <w:lvl w:ilvl="8">
       <w:start w:val="1"/>
@@ -2502,6 +2490,7 @@
         </w:tabs>
         <w:ind w:start="3600" w:hanging="360"/>
       </w:pPr>
+      <w:rPr/>
     </w:lvl>
   </w:abstractNum>
   <w:abstractNum w:abstractNumId="4">
@@ -2529,6 +2518,7 @@
         </w:tabs>
         <w:ind w:start="1080" w:hanging="360"/>
       </w:pPr>
+      <w:rPr/>
     </w:lvl>
     <w:lvl w:ilvl="2">
       <w:start w:val="1"/>
@@ -2541,6 +2531,7 @@
         </w:tabs>
         <w:ind w:start="1440" w:hanging="360"/>
       </w:pPr>
+      <w:rPr/>
     </w:lvl>
     <w:lvl w:ilvl="3">
       <w:start w:val="1"/>
@@ -2553,6 +2544,7 @@
         </w:tabs>
         <w:ind w:start="1800" w:hanging="360"/>
       </w:pPr>
+      <w:rPr/>
     </w:lvl>
     <w:lvl w:ilvl="4">
       <w:start w:val="1"/>
@@ -2565,6 +2557,7 @@
         </w:tabs>
         <w:ind w:start="2160" w:hanging="360"/>
       </w:pPr>
+      <w:rPr/>
     </w:lvl>
     <w:lvl w:ilvl="5">
       <w:start w:val="1"/>
@@ -2577,6 +2570,7 @@
         </w:tabs>
         <w:ind w:start="2520" w:hanging="360"/>
       </w:pPr>
+      <w:rPr/>
     </w:lvl>
     <w:lvl w:ilvl="6">
       <w:start w:val="1"/>
@@ -2589,6 +2583,7 @@
         </w:tabs>
         <w:ind w:start="2880" w:hanging="360"/>
       </w:pPr>
+      <w:rPr/>
     </w:lvl>
     <w:lvl w:ilvl="7">
       <w:start w:val="1"/>
@@ -2601,6 +2596,7 @@
         </w:tabs>
         <w:ind w:start="3240" w:hanging="360"/>
       </w:pPr>
+      <w:rPr/>
     </w:lvl>
     <w:lvl w:ilvl="8">
       <w:start w:val="1"/>
@@ -2613,6 +2609,7 @@
         </w:tabs>
         <w:ind w:start="3600" w:hanging="360"/>
       </w:pPr>
+      <w:rPr/>
     </w:lvl>
   </w:abstractNum>
   <w:abstractNum w:abstractNumId="5">
@@ -2640,6 +2637,7 @@
         </w:tabs>
         <w:ind w:start="1080" w:hanging="360"/>
       </w:pPr>
+      <w:rPr/>
     </w:lvl>
     <w:lvl w:ilvl="2">
       <w:start w:val="1"/>
@@ -2652,6 +2650,7 @@
         </w:tabs>
         <w:ind w:start="1440" w:hanging="360"/>
       </w:pPr>
+      <w:rPr/>
     </w:lvl>
     <w:lvl w:ilvl="3">
       <w:start w:val="1"/>
@@ -2664,6 +2663,7 @@
         </w:tabs>
         <w:ind w:start="1800" w:hanging="360"/>
       </w:pPr>
+      <w:rPr/>
     </w:lvl>
     <w:lvl w:ilvl="4">
       <w:start w:val="1"/>
@@ -2676,6 +2676,7 @@
         </w:tabs>
         <w:ind w:start="2160" w:hanging="360"/>
       </w:pPr>
+      <w:rPr/>
     </w:lvl>
     <w:lvl w:ilvl="5">
       <w:start w:val="1"/>
@@ -2688,6 +2689,7 @@
         </w:tabs>
         <w:ind w:start="2520" w:hanging="360"/>
       </w:pPr>
+      <w:rPr/>
     </w:lvl>
     <w:lvl w:ilvl="6">
       <w:start w:val="1"/>
@@ -2700,6 +2702,7 @@
         </w:tabs>
         <w:ind w:start="2880" w:hanging="360"/>
       </w:pPr>
+      <w:rPr/>
     </w:lvl>
     <w:lvl w:ilvl="7">
       <w:start w:val="1"/>
@@ -2712,6 +2715,7 @@
         </w:tabs>
         <w:ind w:start="3240" w:hanging="360"/>
       </w:pPr>
+      <w:rPr/>
     </w:lvl>
     <w:lvl w:ilvl="8">
       <w:start w:val="1"/>
@@ -2724,6 +2728,7 @@
         </w:tabs>
         <w:ind w:start="3600" w:hanging="360"/>
       </w:pPr>
+      <w:rPr/>
     </w:lvl>
   </w:abstractNum>
   <w:abstractNum w:abstractNumId="6">
@@ -2751,6 +2756,7 @@
         </w:tabs>
         <w:ind w:start="1080" w:hanging="360"/>
       </w:pPr>
+      <w:rPr/>
     </w:lvl>
     <w:lvl w:ilvl="2">
       <w:start w:val="1"/>
@@ -2763,6 +2769,7 @@
         </w:tabs>
         <w:ind w:start="1440" w:hanging="360"/>
       </w:pPr>
+      <w:rPr/>
     </w:lvl>
     <w:lvl w:ilvl="3">
       <w:start w:val="1"/>
@@ -2775,6 +2782,7 @@
         </w:tabs>
         <w:ind w:start="1800" w:hanging="360"/>
       </w:pPr>
+      <w:rPr/>
     </w:lvl>
     <w:lvl w:ilvl="4">
       <w:start w:val="1"/>
@@ -2787,6 +2795,7 @@
         </w:tabs>
         <w:ind w:start="2160" w:hanging="360"/>
       </w:pPr>
+      <w:rPr/>
     </w:lvl>
     <w:lvl w:ilvl="5">
       <w:start w:val="1"/>
@@ -2799,6 +2808,7 @@
         </w:tabs>
         <w:ind w:start="2520" w:hanging="360"/>
       </w:pPr>
+      <w:rPr/>
     </w:lvl>
     <w:lvl w:ilvl="6">
       <w:start w:val="1"/>
@@ -2811,6 +2821,7 @@
         </w:tabs>
         <w:ind w:start="2880" w:hanging="360"/>
       </w:pPr>
+      <w:rPr/>
     </w:lvl>
     <w:lvl w:ilvl="7">
       <w:start w:val="1"/>
@@ -2823,6 +2834,7 @@
         </w:tabs>
         <w:ind w:start="3240" w:hanging="360"/>
       </w:pPr>
+      <w:rPr/>
     </w:lvl>
     <w:lvl w:ilvl="8">
       <w:start w:val="1"/>
@@ -2835,6 +2847,7 @@
         </w:tabs>
         <w:ind w:start="3600" w:hanging="360"/>
       </w:pPr>
+      <w:rPr/>
     </w:lvl>
   </w:abstractNum>
   <w:abstractNum w:abstractNumId="7">
@@ -2985,7 +2998,7 @@
   <w:docDefaults>
     <w:rPrDefault>
       <w:rPr>
-        <w:rFonts w:ascii="Cambria" w:hAnsi="Cambria" w:eastAsia="ＭＳ 明朝" w:cs="" w:asciiTheme="minorHAnsi" w:cstheme="minorBidi" w:eastAsiaTheme="minorEastAsia" w:hAnsiTheme="minorHAnsi"/>
+        <w:rFonts w:ascii="Cambria" w:hAnsi="Cambria" w:eastAsia="" w:cs="" w:asciiTheme="minorHAnsi" w:cstheme="minorBidi" w:eastAsiaTheme="minorEastAsia" w:hAnsiTheme="minorHAnsi"/>
         <w:sz w:val="22"/>
         <w:szCs w:val="22"/>
         <w:lang w:val="en-US" w:eastAsia="en-US" w:bidi="ar-SA"/>
@@ -3142,6 +3155,7 @@
     <w:rsid w:val="00fc693f"/>
     <w:pPr>
       <w:widowControl/>
+      <w:suppressAutoHyphens w:val="true"/>
       <w:bidi w:val="0"/>
       <w:spacing w:lineRule="auto" w:line="276" w:before="0" w:after="200"/>
       <w:jc w:val="start"/>
@@ -3170,7 +3184,7 @@
       <w:outlineLvl w:val="0"/>
     </w:pPr>
     <w:rPr>
-      <w:rFonts w:ascii="Calibri" w:hAnsi="Calibri" w:eastAsia="ＭＳ ゴシック" w:cs="" w:asciiTheme="majorHAnsi" w:cstheme="majorBidi" w:eastAsiaTheme="majorEastAsia" w:hAnsiTheme="majorHAnsi"/>
+      <w:rFonts w:ascii="Calibri" w:hAnsi="Calibri" w:eastAsia="" w:cs="" w:asciiTheme="majorHAnsi" w:cstheme="majorBidi" w:eastAsiaTheme="majorEastAsia" w:hAnsiTheme="majorHAnsi"/>
       <w:b/>
       <w:bCs/>
       <w:color w:themeColor="accent1" w:themeShade="bf" w:val="365F91"/>
@@ -3194,7 +3208,7 @@
       <w:outlineLvl w:val="1"/>
     </w:pPr>
     <w:rPr>
-      <w:rFonts w:ascii="Calibri" w:hAnsi="Calibri" w:eastAsia="ＭＳ ゴシック" w:cs="" w:asciiTheme="majorHAnsi" w:cstheme="majorBidi" w:eastAsiaTheme="majorEastAsia" w:hAnsiTheme="majorHAnsi"/>
+      <w:rFonts w:ascii="Calibri" w:hAnsi="Calibri" w:eastAsia="" w:cs="" w:asciiTheme="majorHAnsi" w:cstheme="majorBidi" w:eastAsiaTheme="majorEastAsia" w:hAnsiTheme="majorHAnsi"/>
       <w:b/>
       <w:bCs/>
       <w:color w:themeColor="accent1" w:val="4F81BD"/>
@@ -3218,7 +3232,7 @@
       <w:outlineLvl w:val="2"/>
     </w:pPr>
     <w:rPr>
-      <w:rFonts w:ascii="Calibri" w:hAnsi="Calibri" w:eastAsia="ＭＳ ゴシック" w:cs="" w:asciiTheme="majorHAnsi" w:cstheme="majorBidi" w:eastAsiaTheme="majorEastAsia" w:hAnsiTheme="majorHAnsi"/>
+      <w:rFonts w:ascii="Calibri" w:hAnsi="Calibri" w:eastAsia="" w:cs="" w:asciiTheme="majorHAnsi" w:cstheme="majorBidi" w:eastAsiaTheme="majorEastAsia" w:hAnsiTheme="majorHAnsi"/>
       <w:b/>
       <w:bCs/>
       <w:color w:themeColor="accent1" w:val="4F81BD"/>
@@ -3241,7 +3255,7 @@
       <w:outlineLvl w:val="3"/>
     </w:pPr>
     <w:rPr>
-      <w:rFonts w:ascii="Calibri" w:hAnsi="Calibri" w:eastAsia="ＭＳ ゴシック" w:cs="" w:asciiTheme="majorHAnsi" w:cstheme="majorBidi" w:eastAsiaTheme="majorEastAsia" w:hAnsiTheme="majorHAnsi"/>
+      <w:rFonts w:ascii="Calibri" w:hAnsi="Calibri" w:eastAsia="" w:cs="" w:asciiTheme="majorHAnsi" w:cstheme="majorBidi" w:eastAsiaTheme="majorEastAsia" w:hAnsiTheme="majorHAnsi"/>
       <w:b/>
       <w:bCs/>
       <w:i/>
@@ -3266,7 +3280,7 @@
       <w:outlineLvl w:val="4"/>
     </w:pPr>
     <w:rPr>
-      <w:rFonts w:ascii="Calibri" w:hAnsi="Calibri" w:eastAsia="ＭＳ ゴシック" w:cs="" w:asciiTheme="majorHAnsi" w:cstheme="majorBidi" w:eastAsiaTheme="majorEastAsia" w:hAnsiTheme="majorHAnsi"/>
+      <w:rFonts w:ascii="Calibri" w:hAnsi="Calibri" w:eastAsia="" w:cs="" w:asciiTheme="majorHAnsi" w:cstheme="majorBidi" w:eastAsiaTheme="majorEastAsia" w:hAnsiTheme="majorHAnsi"/>
       <w:color w:themeColor="accent1" w:themeShade="7f" w:val="243F60"/>
     </w:rPr>
   </w:style>
@@ -3287,7 +3301,7 @@
       <w:outlineLvl w:val="5"/>
     </w:pPr>
     <w:rPr>
-      <w:rFonts w:ascii="Calibri" w:hAnsi="Calibri" w:eastAsia="ＭＳ ゴシック" w:cs="" w:asciiTheme="majorHAnsi" w:cstheme="majorBidi" w:eastAsiaTheme="majorEastAsia" w:hAnsiTheme="majorHAnsi"/>
+      <w:rFonts w:ascii="Calibri" w:hAnsi="Calibri" w:eastAsia="" w:cs="" w:asciiTheme="majorHAnsi" w:cstheme="majorBidi" w:eastAsiaTheme="majorEastAsia" w:hAnsiTheme="majorHAnsi"/>
       <w:i/>
       <w:iCs/>
       <w:color w:themeColor="accent1" w:themeShade="7f" w:val="243F60"/>
@@ -3310,7 +3324,7 @@
       <w:outlineLvl w:val="6"/>
     </w:pPr>
     <w:rPr>
-      <w:rFonts w:ascii="Calibri" w:hAnsi="Calibri" w:eastAsia="ＭＳ ゴシック" w:cs="" w:asciiTheme="majorHAnsi" w:cstheme="majorBidi" w:eastAsiaTheme="majorEastAsia" w:hAnsiTheme="majorHAnsi"/>
+      <w:rFonts w:ascii="Calibri" w:hAnsi="Calibri" w:eastAsia="" w:cs="" w:asciiTheme="majorHAnsi" w:cstheme="majorBidi" w:eastAsiaTheme="majorEastAsia" w:hAnsiTheme="majorHAnsi"/>
       <w:i/>
       <w:iCs/>
       <w:color w:themeColor="text1" w:themeTint="bf" w:val="404040"/>
@@ -3333,7 +3347,7 @@
       <w:outlineLvl w:val="7"/>
     </w:pPr>
     <w:rPr>
-      <w:rFonts w:ascii="Calibri" w:hAnsi="Calibri" w:eastAsia="ＭＳ ゴシック" w:cs="" w:asciiTheme="majorHAnsi" w:cstheme="majorBidi" w:eastAsiaTheme="majorEastAsia" w:hAnsiTheme="majorHAnsi"/>
+      <w:rFonts w:ascii="Calibri" w:hAnsi="Calibri" w:eastAsia="" w:cs="" w:asciiTheme="majorHAnsi" w:cstheme="majorBidi" w:eastAsiaTheme="majorEastAsia" w:hAnsiTheme="majorHAnsi"/>
       <w:color w:themeColor="accent1" w:val="4F81BD"/>
       <w:sz w:val="20"/>
       <w:szCs w:val="20"/>
@@ -3356,7 +3370,7 @@
       <w:outlineLvl w:val="8"/>
     </w:pPr>
     <w:rPr>
-      <w:rFonts w:ascii="Calibri" w:hAnsi="Calibri" w:eastAsia="ＭＳ ゴシック" w:cs="" w:asciiTheme="majorHAnsi" w:cstheme="majorBidi" w:eastAsiaTheme="majorEastAsia" w:hAnsiTheme="majorHAnsi"/>
+      <w:rFonts w:ascii="Calibri" w:hAnsi="Calibri" w:eastAsia="" w:cs="" w:asciiTheme="majorHAnsi" w:cstheme="majorBidi" w:eastAsiaTheme="majorEastAsia" w:hAnsiTheme="majorHAnsi"/>
       <w:i/>
       <w:iCs/>
       <w:color w:themeColor="text1" w:themeTint="bf" w:val="404040"/>
@@ -3398,7 +3412,7 @@
     <w:qFormat/>
     <w:rsid w:val="00fc693f"/>
     <w:rPr>
-      <w:rFonts w:ascii="Calibri" w:hAnsi="Calibri" w:eastAsia="ＭＳ ゴシック" w:cs="" w:asciiTheme="majorHAnsi" w:cstheme="majorBidi" w:eastAsiaTheme="majorEastAsia" w:hAnsiTheme="majorHAnsi"/>
+      <w:rFonts w:ascii="Calibri" w:hAnsi="Calibri" w:eastAsia="" w:cs="" w:asciiTheme="majorHAnsi" w:cstheme="majorBidi" w:eastAsiaTheme="majorEastAsia" w:hAnsiTheme="majorHAnsi"/>
       <w:b/>
       <w:bCs/>
       <w:color w:themeColor="accent1" w:themeShade="bf" w:val="365F91"/>
@@ -3414,7 +3428,7 @@
     <w:qFormat/>
     <w:rsid w:val="00fc693f"/>
     <w:rPr>
-      <w:rFonts w:ascii="Calibri" w:hAnsi="Calibri" w:eastAsia="ＭＳ ゴシック" w:cs="" w:asciiTheme="majorHAnsi" w:cstheme="majorBidi" w:eastAsiaTheme="majorEastAsia" w:hAnsiTheme="majorHAnsi"/>
+      <w:rFonts w:ascii="Calibri" w:hAnsi="Calibri" w:eastAsia="" w:cs="" w:asciiTheme="majorHAnsi" w:cstheme="majorBidi" w:eastAsiaTheme="majorEastAsia" w:hAnsiTheme="majorHAnsi"/>
       <w:b/>
       <w:bCs/>
       <w:color w:themeColor="accent1" w:val="4F81BD"/>
@@ -3430,7 +3444,7 @@
     <w:qFormat/>
     <w:rsid w:val="00fc693f"/>
     <w:rPr>
-      <w:rFonts w:ascii="Calibri" w:hAnsi="Calibri" w:eastAsia="ＭＳ ゴシック" w:cs="" w:asciiTheme="majorHAnsi" w:cstheme="majorBidi" w:eastAsiaTheme="majorEastAsia" w:hAnsiTheme="majorHAnsi"/>
+      <w:rFonts w:ascii="Calibri" w:hAnsi="Calibri" w:eastAsia="" w:cs="" w:asciiTheme="majorHAnsi" w:cstheme="majorBidi" w:eastAsiaTheme="majorEastAsia" w:hAnsiTheme="majorHAnsi"/>
       <w:b/>
       <w:bCs/>
       <w:color w:themeColor="accent1" w:val="4F81BD"/>
@@ -3444,7 +3458,7 @@
     <w:qFormat/>
     <w:rsid w:val="00fc693f"/>
     <w:rPr>
-      <w:rFonts w:ascii="Calibri" w:hAnsi="Calibri" w:eastAsia="ＭＳ ゴシック" w:cs="" w:asciiTheme="majorHAnsi" w:cstheme="majorBidi" w:eastAsiaTheme="majorEastAsia" w:hAnsiTheme="majorHAnsi"/>
+      <w:rFonts w:ascii="Calibri" w:hAnsi="Calibri" w:eastAsia="" w:cs="" w:asciiTheme="majorHAnsi" w:cstheme="majorBidi" w:eastAsiaTheme="majorEastAsia" w:hAnsiTheme="majorHAnsi"/>
       <w:color w:themeColor="text2" w:themeShade="bf" w:val="17365D"/>
       <w:spacing w:val="5"/>
       <w:kern w:val="2"/>
@@ -3460,7 +3474,7 @@
     <w:qFormat/>
     <w:rsid w:val="00fc693f"/>
     <w:rPr>
-      <w:rFonts w:ascii="Calibri" w:hAnsi="Calibri" w:eastAsia="ＭＳ ゴシック" w:cs="" w:asciiTheme="majorHAnsi" w:cstheme="majorBidi" w:eastAsiaTheme="majorEastAsia" w:hAnsiTheme="majorHAnsi"/>
+      <w:rFonts w:ascii="Calibri" w:hAnsi="Calibri" w:eastAsia="" w:cs="" w:asciiTheme="majorHAnsi" w:cstheme="majorBidi" w:eastAsiaTheme="majorEastAsia" w:hAnsiTheme="majorHAnsi"/>
       <w:i/>
       <w:iCs/>
       <w:color w:themeColor="accent1" w:val="4F81BD"/>
@@ -3533,7 +3547,7 @@
     <w:qFormat/>
     <w:rsid w:val="00fc693f"/>
     <w:rPr>
-      <w:rFonts w:ascii="Calibri" w:hAnsi="Calibri" w:eastAsia="ＭＳ ゴシック" w:cs="" w:asciiTheme="majorHAnsi" w:cstheme="majorBidi" w:eastAsiaTheme="majorEastAsia" w:hAnsiTheme="majorHAnsi"/>
+      <w:rFonts w:ascii="Calibri" w:hAnsi="Calibri" w:eastAsia="" w:cs="" w:asciiTheme="majorHAnsi" w:cstheme="majorBidi" w:eastAsiaTheme="majorEastAsia" w:hAnsiTheme="majorHAnsi"/>
       <w:b/>
       <w:bCs/>
       <w:i/>
@@ -3550,7 +3564,7 @@
     <w:qFormat/>
     <w:rsid w:val="00fc693f"/>
     <w:rPr>
-      <w:rFonts w:ascii="Calibri" w:hAnsi="Calibri" w:eastAsia="ＭＳ ゴシック" w:cs="" w:asciiTheme="majorHAnsi" w:cstheme="majorBidi" w:eastAsiaTheme="majorEastAsia" w:hAnsiTheme="majorHAnsi"/>
+      <w:rFonts w:ascii="Calibri" w:hAnsi="Calibri" w:eastAsia="" w:cs="" w:asciiTheme="majorHAnsi" w:cstheme="majorBidi" w:eastAsiaTheme="majorEastAsia" w:hAnsiTheme="majorHAnsi"/>
       <w:color w:themeColor="accent1" w:themeShade="7f" w:val="243F60"/>
     </w:rPr>
   </w:style>
@@ -3563,7 +3577,7 @@
     <w:qFormat/>
     <w:rsid w:val="00fc693f"/>
     <w:rPr>
-      <w:rFonts w:ascii="Calibri" w:hAnsi="Calibri" w:eastAsia="ＭＳ ゴシック" w:cs="" w:asciiTheme="majorHAnsi" w:cstheme="majorBidi" w:eastAsiaTheme="majorEastAsia" w:hAnsiTheme="majorHAnsi"/>
+      <w:rFonts w:ascii="Calibri" w:hAnsi="Calibri" w:eastAsia="" w:cs="" w:asciiTheme="majorHAnsi" w:cstheme="majorBidi" w:eastAsiaTheme="majorEastAsia" w:hAnsiTheme="majorHAnsi"/>
       <w:i/>
       <w:iCs/>
       <w:color w:themeColor="accent1" w:themeShade="7f" w:val="243F60"/>
@@ -3578,7 +3592,7 @@
     <w:qFormat/>
     <w:rsid w:val="00fc693f"/>
     <w:rPr>
-      <w:rFonts w:ascii="Calibri" w:hAnsi="Calibri" w:eastAsia="ＭＳ ゴシック" w:cs="" w:asciiTheme="majorHAnsi" w:cstheme="majorBidi" w:eastAsiaTheme="majorEastAsia" w:hAnsiTheme="majorHAnsi"/>
+      <w:rFonts w:ascii="Calibri" w:hAnsi="Calibri" w:eastAsia="" w:cs="" w:asciiTheme="majorHAnsi" w:cstheme="majorBidi" w:eastAsiaTheme="majorEastAsia" w:hAnsiTheme="majorHAnsi"/>
       <w:i/>
       <w:iCs/>
       <w:color w:themeColor="text1" w:themeTint="bf" w:val="404040"/>
@@ -3593,7 +3607,7 @@
     <w:qFormat/>
     <w:rsid w:val="00fc693f"/>
     <w:rPr>
-      <w:rFonts w:ascii="Calibri" w:hAnsi="Calibri" w:eastAsia="ＭＳ ゴシック" w:cs="" w:asciiTheme="majorHAnsi" w:cstheme="majorBidi" w:eastAsiaTheme="majorEastAsia" w:hAnsiTheme="majorHAnsi"/>
+      <w:rFonts w:ascii="Calibri" w:hAnsi="Calibri" w:eastAsia="" w:cs="" w:asciiTheme="majorHAnsi" w:cstheme="majorBidi" w:eastAsiaTheme="majorEastAsia" w:hAnsiTheme="majorHAnsi"/>
       <w:color w:themeColor="accent1" w:val="4F81BD"/>
       <w:sz w:val="20"/>
       <w:szCs w:val="20"/>
@@ -3608,7 +3622,7 @@
     <w:qFormat/>
     <w:rsid w:val="00fc693f"/>
     <w:rPr>
-      <w:rFonts w:ascii="Calibri" w:hAnsi="Calibri" w:eastAsia="ＭＳ ゴシック" w:cs="" w:asciiTheme="majorHAnsi" w:cstheme="majorBidi" w:eastAsiaTheme="majorEastAsia" w:hAnsiTheme="majorHAnsi"/>
+      <w:rFonts w:ascii="Calibri" w:hAnsi="Calibri" w:eastAsia="" w:cs="" w:asciiTheme="majorHAnsi" w:cstheme="majorBidi" w:eastAsiaTheme="majorEastAsia" w:hAnsiTheme="majorHAnsi"/>
       <w:i/>
       <w:iCs/>
       <w:color w:themeColor="text1" w:themeTint="bf" w:val="404040"/>
@@ -3838,12 +3852,13 @@
     <w:rsid w:val="00fc693f"/>
     <w:pPr>
       <w:widowControl/>
+      <w:suppressAutoHyphens w:val="true"/>
       <w:bidi w:val="0"/>
       <w:spacing w:lineRule="auto" w:line="240" w:before="0" w:after="0"/>
       <w:jc w:val="start"/>
     </w:pPr>
     <w:rPr>
-      <w:rFonts w:ascii="Cambria" w:hAnsi="Cambria" w:eastAsia="ＭＳ 明朝" w:cs="" w:asciiTheme="minorHAnsi" w:cstheme="minorBidi" w:eastAsiaTheme="minorEastAsia" w:hAnsiTheme="minorHAnsi"/>
+      <w:rFonts w:ascii="Cambria" w:hAnsi="Cambria" w:eastAsia="" w:cs="" w:asciiTheme="minorHAnsi" w:cstheme="minorBidi" w:eastAsiaTheme="minorEastAsia" w:hAnsiTheme="minorHAnsi"/>
       <w:color w:val="auto"/>
       <w:kern w:val="0"/>
       <w:sz w:val="22"/>
@@ -3867,7 +3882,7 @@
       <w:contextualSpacing/>
     </w:pPr>
     <w:rPr>
-      <w:rFonts w:ascii="Calibri" w:hAnsi="Calibri" w:eastAsia="ＭＳ ゴシック" w:cs="" w:asciiTheme="majorHAnsi" w:cstheme="majorBidi" w:eastAsiaTheme="majorEastAsia" w:hAnsiTheme="majorHAnsi"/>
+      <w:rFonts w:ascii="Calibri" w:hAnsi="Calibri" w:eastAsia="" w:cs="" w:asciiTheme="majorHAnsi" w:cstheme="majorBidi" w:eastAsiaTheme="majorEastAsia" w:hAnsiTheme="majorHAnsi"/>
       <w:color w:themeColor="text2" w:themeShade="bf" w:val="17365D"/>
       <w:spacing w:val="5"/>
       <w:kern w:val="2"/>
@@ -3885,7 +3900,7 @@
     <w:rsid w:val="00fc693f"/>
     <w:pPr/>
     <w:rPr>
-      <w:rFonts w:ascii="Calibri" w:hAnsi="Calibri" w:eastAsia="ＭＳ ゴシック" w:cs="" w:asciiTheme="majorHAnsi" w:cstheme="majorBidi" w:eastAsiaTheme="majorEastAsia" w:hAnsiTheme="majorHAnsi"/>
+      <w:rFonts w:ascii="Calibri" w:hAnsi="Calibri" w:eastAsia="" w:cs="" w:asciiTheme="majorHAnsi" w:cstheme="majorBidi" w:eastAsiaTheme="majorEastAsia" w:hAnsiTheme="majorHAnsi"/>
       <w:i/>
       <w:iCs/>
       <w:color w:themeColor="accent1" w:val="4F81BD"/>
@@ -4118,12 +4133,13 @@
         <w:tab w:val="left" w:pos="3456" w:leader="none"/>
         <w:tab w:val="left" w:pos="4032" w:leader="none"/>
       </w:tabs>
+      <w:suppressAutoHyphens w:val="true"/>
       <w:bidi w:val="0"/>
       <w:spacing w:lineRule="auto" w:line="276" w:before="0" w:after="200"/>
       <w:jc w:val="start"/>
     </w:pPr>
     <w:rPr>
-      <w:rFonts w:ascii="Courier" w:hAnsi="Courier" w:eastAsia="ＭＳ 明朝" w:cs="" w:cstheme="minorBidi" w:eastAsiaTheme="minorEastAsia"/>
+      <w:rFonts w:ascii="Courier" w:hAnsi="Courier" w:eastAsia="" w:cs="" w:cstheme="minorBidi" w:eastAsiaTheme="minorEastAsia"/>
       <w:color w:val="auto"/>
       <w:kern w:val="0"/>
       <w:sz w:val="20"/>
@@ -7321,7 +7337,6 @@
       <w:pPr>
         <w:spacing w:before="0" w:after="0" w:line="240" w:lineRule="auto"/>
       </w:pPr>
-      <w:rPr/>
       <w:tblPr/>
       <w:tcPr>
         <w:tcBorders>
@@ -7467,7 +7482,6 @@
       <w:pPr>
         <w:spacing w:before="0" w:after="0" w:line="240" w:lineRule="auto"/>
       </w:pPr>
-      <w:rPr/>
       <w:tblPr/>
       <w:tcPr>
         <w:tcBorders>
@@ -7613,7 +7627,6 @@
       <w:pPr>
         <w:spacing w:before="0" w:after="0" w:line="240" w:lineRule="auto"/>
       </w:pPr>
-      <w:rPr/>
       <w:tblPr/>
       <w:tcPr>
         <w:tcBorders>
@@ -7759,7 +7772,6 @@
       <w:pPr>
         <w:spacing w:before="0" w:after="0" w:line="240" w:lineRule="auto"/>
       </w:pPr>
-      <w:rPr/>
       <w:tblPr/>
       <w:tcPr>
         <w:tcBorders>
@@ -7905,7 +7917,6 @@
       <w:pPr>
         <w:spacing w:before="0" w:after="0" w:line="240" w:lineRule="auto"/>
       </w:pPr>
-      <w:rPr/>
       <w:tblPr/>
       <w:tcPr>
         <w:tcBorders>
@@ -8051,7 +8062,6 @@
       <w:pPr>
         <w:spacing w:before="0" w:after="0" w:line="240" w:lineRule="auto"/>
       </w:pPr>
-      <w:rPr/>
       <w:tblPr/>
       <w:tcPr>
         <w:tcBorders>
@@ -8197,7 +8207,6 @@
       <w:pPr>
         <w:spacing w:before="0" w:after="0" w:line="240" w:lineRule="auto"/>
       </w:pPr>
-      <w:rPr/>
       <w:tblPr/>
       <w:tcPr>
         <w:tcBorders>
